--- a/ukol_drogy/sablony/Synteticka_karta_krok_C.docx
+++ b/ukol_drogy/sablony/Synteticka_karta_krok_C.docx
@@ -64,6 +64,19 @@
           <w:sz w:val="22"/>
         </w:rPr>
         <w:t>________________________________________</w:t>
+      </w:r>
+    </w:p>
+    <w:p>
+      <w:pPr>
+        <w:spacing w:after="160"/>
+      </w:pPr>
+      <w:r>
+        <w:rPr>
+          <w:b/>
+          <w:i w:val="0"/>
+          <w:sz w:val="20"/>
+        </w:rPr>
+        <w:t>Tuto kartu po semináři odevzdejte do Teams (jedna za celou skupinu) — hodnotí se sdíleně pro všechny členy skupiny.</w:t>
       </w:r>
     </w:p>
     <w:p>
@@ -274,24 +287,6 @@
           <w:bottom w:val="single" w:sz="4" w:space="1" w:color="D6D6C6"/>
         </w:pBdr>
       </w:pPr>
-    </w:p>
-    <w:p>
-      <w:pPr>
-        <w:spacing w:after="200"/>
-      </w:pPr>
-    </w:p>
-    <w:p>
-      <w:pPr>
-        <w:spacing w:after="160"/>
-      </w:pPr>
-      <w:r>
-        <w:rPr>
-          <w:b/>
-          <w:i w:val="0"/>
-          <w:sz w:val="20"/>
-        </w:rPr>
-        <w:t>Tuto kartu po semináři odevzdejte do Teams (jedna za celou skupinu) — hodnotí se sdíleně pro všechny členy skupiny.</w:t>
-      </w:r>
     </w:p>
     <w:sectPr>
       <w:pgSz w:w="12240" w:h="15840"/>
